--- a/docs/최종 문서/e-학습터 프로젝트 기획서.docx
+++ b/docs/최종 문서/e-학습터 프로젝트 기획서.docx
@@ -1,6 +1,6 @@
 
 <file path=word/document.xml><?xml version="1.0" encoding="utf-8"?>
-<w:document xmlns:wpc="http://schemas.microsoft.com/office/word/2010/wordprocessingCanvas" xmlns:cx="http://schemas.microsoft.com/office/drawing/2014/chartex" xmlns:cx1="http://schemas.microsoft.com/office/drawing/2015/9/8/chartex" xmlns:cx2="http://schemas.microsoft.com/office/drawing/2015/10/21/chartex" xmlns:cx3="http://schemas.microsoft.com/office/drawing/2016/5/9/chartex" xmlns:cx4="http://schemas.microsoft.com/office/drawing/2016/5/10/chartex" xmlns:cx5="http://schemas.microsoft.com/office/drawing/2016/5/11/chartex" xmlns:cx6="http://schemas.microsoft.com/office/drawing/2016/5/12/chartex" xmlns:cx7="http://schemas.microsoft.com/office/drawing/2016/5/13/chartex" xmlns:cx8="http://schemas.microsoft.com/office/drawing/2016/5/14/chartex" xmlns:mc="http://schemas.openxmlformats.org/markup-compatibility/2006" xmlns:m="http://schemas.openxmlformats.org/officeDocument/2006/math" xmlns:aink="http://schemas.microsoft.com/office/drawing/2016/ink" xmlns:am3d="http://schemas.microsoft.com/office/drawing/2017/model3d" xmlns:oel="http://schemas.microsoft.com/office/2019/extlst" xmlns:r="http://schemas.openxmlformats.org/officeDocument/2006/relationships" xmlns:wp14="http://schemas.microsoft.com/office/word/2010/wordprocessingDrawing" xmlns:wp="http://schemas.openxmlformats.org/drawingml/2006/wordprocessingDrawing" xmlns:wpg="http://schemas.microsoft.com/office/word/2010/wordprocessingGroup" xmlns:wpi="http://schemas.microsoft.com/office/word/2010/wordprocessingInk" xmlns:wps="http://schemas.microsoft.com/office/word/2010/wordprocessingShape" xmlns:o="urn:schemas-microsoft-com:office:office" xmlns:v="urn:schemas-microsoft-com:vml" xmlns:w10="urn:schemas-microsoft-com:office:word" xmlns:w="http://schemas.openxmlformats.org/wordprocessingml/2006/main" xmlns:w14="http://schemas.microsoft.com/office/word/2010/wordml" xmlns:w15="http://schemas.microsoft.com/office/word/2012/wordml" xmlns:w16cex="http://schemas.microsoft.com/office/word/2018/wordml/cex" xmlns:w16cid="http://schemas.microsoft.com/office/word/2016/wordml/cid" xmlns:w16="http://schemas.microsoft.com/office/word/2018/wordml" xmlns:w16sdtdh="http://schemas.microsoft.com/office/word/2020/wordml/sdtdatahash" xmlns:w16sdtfl="http://schemas.microsoft.com/office/word/2024/wordml/sdtformatlock" xmlns:w16se="http://schemas.microsoft.com/office/word/2015/wordml/symex" xmlns:w16du="http://schemas.microsoft.com/office/word/2023/wordml/word16du" xmlns:wne="http://schemas.microsoft.com/office/word/2006/wordml" mc:Ignorable="w14 w15 w16se w16cid w16 w16cex w16sdtdh w16sdtfl w16du wp14">
+<w:document xmlns:wpc="http://schemas.microsoft.com/office/word/2010/wordprocessingCanvas" xmlns:cx="http://schemas.microsoft.com/office/drawing/2014/chartex" xmlns:cx1="http://schemas.microsoft.com/office/drawing/2015/9/8/chartex" xmlns:cx2="http://schemas.microsoft.com/office/drawing/2015/10/21/chartex" xmlns:cx3="http://schemas.microsoft.com/office/drawing/2016/5/9/chartex" xmlns:cx4="http://schemas.microsoft.com/office/drawing/2016/5/10/chartex" xmlns:cx5="http://schemas.microsoft.com/office/drawing/2016/5/11/chartex" xmlns:cx6="http://schemas.microsoft.com/office/drawing/2016/5/12/chartex" xmlns:cx7="http://schemas.microsoft.com/office/drawing/2016/5/13/chartex" xmlns:cx8="http://schemas.microsoft.com/office/drawing/2016/5/14/chartex" xmlns:mc="http://schemas.openxmlformats.org/markup-compatibility/2006" xmlns:aink="http://schemas.microsoft.com/office/drawing/2016/ink" xmlns:am3d="http://schemas.microsoft.com/office/drawing/2017/model3d" xmlns:o="urn:schemas-microsoft-com:office:office" xmlns:oel="http://schemas.microsoft.com/office/2019/extlst" xmlns:r="http://schemas.openxmlformats.org/officeDocument/2006/relationships" xmlns:m="http://schemas.openxmlformats.org/officeDocument/2006/math" xmlns:v="urn:schemas-microsoft-com:vml" xmlns:wp14="http://schemas.microsoft.com/office/word/2010/wordprocessingDrawing" xmlns:wp="http://schemas.openxmlformats.org/drawingml/2006/wordprocessingDrawing" xmlns:w10="urn:schemas-microsoft-com:office:word" xmlns:w="http://schemas.openxmlformats.org/wordprocessingml/2006/main" xmlns:w14="http://schemas.microsoft.com/office/word/2010/wordml" xmlns:w15="http://schemas.microsoft.com/office/word/2012/wordml" xmlns:w16cex="http://schemas.microsoft.com/office/word/2018/wordml/cex" xmlns:w16cid="http://schemas.microsoft.com/office/word/2016/wordml/cid" xmlns:w16="http://schemas.microsoft.com/office/word/2018/wordml" xmlns:w16du="http://schemas.microsoft.com/office/word/2023/wordml/word16du" xmlns:w16sdtdh="http://schemas.microsoft.com/office/word/2020/wordml/sdtdatahash" xmlns:w16sdtfl="http://schemas.microsoft.com/office/word/2024/wordml/sdtformatlock" xmlns:w16se="http://schemas.microsoft.com/office/word/2015/wordml/symex" xmlns:wpg="http://schemas.microsoft.com/office/word/2010/wordprocessingGroup" xmlns:wpi="http://schemas.microsoft.com/office/word/2010/wordprocessingInk" xmlns:wne="http://schemas.microsoft.com/office/word/2006/wordml" xmlns:wps="http://schemas.microsoft.com/office/word/2010/wordprocessingShape" mc:Ignorable="w14 w15 w16se w16cid w16 w16cex w16sdtdh w16sdtfl w16du wp14">
   <w:body>
     <w:p>
       <w:pPr>
@@ -88,7 +88,6 @@
                 <w:lang w:eastAsia="ko-KR"/>
               </w:rPr>
             </w:pPr>
-            <w:proofErr w:type="spellStart"/>
             <w:r>
               <w:rPr>
                 <w:rFonts w:cs="맑은 고딕"/>
@@ -96,49 +95,8 @@
                 <w:sz w:val="20"/>
                 <w:lang w:eastAsia="ko-KR"/>
               </w:rPr>
-              <w:t>에이콘</w:t>
+              <w:t>에이콘 E-학습터 Knowva</w:t>
             </w:r>
-            <w:proofErr w:type="spellEnd"/>
-            <w:r>
-              <w:rPr>
-                <w:rFonts w:cs="맑은 고딕"/>
-                <w:b/>
-                <w:sz w:val="20"/>
-                <w:lang w:eastAsia="ko-KR"/>
-              </w:rPr>
-              <w:t xml:space="preserve"> E-</w:t>
-            </w:r>
-            <w:proofErr w:type="spellStart"/>
-            <w:r>
-              <w:rPr>
-                <w:rFonts w:cs="맑은 고딕"/>
-                <w:b/>
-                <w:sz w:val="20"/>
-                <w:lang w:eastAsia="ko-KR"/>
-              </w:rPr>
-              <w:t>학습터</w:t>
-            </w:r>
-            <w:proofErr w:type="spellEnd"/>
-            <w:r>
-              <w:rPr>
-                <w:rFonts w:cs="맑은 고딕"/>
-                <w:b/>
-                <w:sz w:val="20"/>
-                <w:lang w:eastAsia="ko-KR"/>
-              </w:rPr>
-              <w:t xml:space="preserve"> </w:t>
-            </w:r>
-            <w:proofErr w:type="spellStart"/>
-            <w:r>
-              <w:rPr>
-                <w:rFonts w:cs="맑은 고딕"/>
-                <w:b/>
-                <w:sz w:val="20"/>
-                <w:lang w:eastAsia="ko-KR"/>
-              </w:rPr>
-              <w:t>Knowva</w:t>
-            </w:r>
-            <w:proofErr w:type="spellEnd"/>
           </w:p>
         </w:tc>
       </w:tr>
@@ -163,34 +121,14 @@
               <w:spacing w:after="0" w:line="240" w:lineRule="auto"/>
               <w:jc w:val="center"/>
             </w:pPr>
-            <w:proofErr w:type="spellStart"/>
             <w:r>
               <w:rPr>
                 <w:rFonts w:cs="맑은 고딕"/>
                 <w:b/>
                 <w:sz w:val="17"/>
               </w:rPr>
-              <w:t>프로젝트</w:t>
+              <w:t>프로젝트 기간</w:t>
             </w:r>
-            <w:proofErr w:type="spellEnd"/>
-            <w:r>
-              <w:rPr>
-                <w:rFonts w:cs="맑은 고딕"/>
-                <w:b/>
-                <w:sz w:val="17"/>
-              </w:rPr>
-              <w:t xml:space="preserve"> </w:t>
-            </w:r>
-            <w:proofErr w:type="spellStart"/>
-            <w:r>
-              <w:rPr>
-                <w:rFonts w:cs="맑은 고딕"/>
-                <w:b/>
-                <w:sz w:val="17"/>
-              </w:rPr>
-              <w:t>기간</w:t>
-            </w:r>
-            <w:proofErr w:type="spellEnd"/>
           </w:p>
         </w:tc>
         <w:tc>
@@ -214,7 +152,22 @@
                 <w:rFonts w:cs="맑은 고딕"/>
                 <w:sz w:val="20"/>
               </w:rPr>
-              <w:t>2026.06.11 ~ 2026.07.27</w:t>
+              <w:t>2026.06.</w:t>
+            </w:r>
+            <w:r>
+              <w:rPr>
+                <w:rFonts w:cs="맑은 고딕" w:hint="eastAsia"/>
+                <w:sz w:val="20"/>
+                <w:lang w:eastAsia="ko-KR"/>
+              </w:rPr>
+              <w:t>17</w:t>
+            </w:r>
+            <w:r>
+              <w:rPr>
+                <w:rFonts w:cs="맑은 고딕"/>
+                <w:sz w:val="20"/>
+              </w:rPr>
+              <w:t xml:space="preserve"> ~ 2026.07.27</w:t>
             </w:r>
           </w:p>
         </w:tc>
@@ -378,7 +331,6 @@
               <w:spacing w:after="0" w:line="240" w:lineRule="auto"/>
               <w:jc w:val="center"/>
             </w:pPr>
-            <w:proofErr w:type="spellStart"/>
             <w:r>
               <w:rPr>
                 <w:rFonts w:cs="맑은 고딕"/>
@@ -387,7 +339,6 @@
               </w:rPr>
               <w:t>부조장</w:t>
             </w:r>
-            <w:proofErr w:type="spellEnd"/>
           </w:p>
         </w:tc>
         <w:tc>
@@ -496,7 +447,6 @@
               <w:spacing w:after="0" w:line="240" w:lineRule="auto"/>
               <w:jc w:val="center"/>
             </w:pPr>
-            <w:proofErr w:type="spellStart"/>
             <w:r>
               <w:rPr>
                 <w:rFonts w:cs="맑은 고딕"/>
@@ -505,7 +455,6 @@
               </w:rPr>
               <w:t>조원</w:t>
             </w:r>
-            <w:proofErr w:type="spellEnd"/>
           </w:p>
         </w:tc>
         <w:tc>
@@ -609,7 +558,6 @@
               <w:spacing w:after="0" w:line="240" w:lineRule="auto"/>
               <w:jc w:val="center"/>
             </w:pPr>
-            <w:proofErr w:type="spellStart"/>
             <w:r>
               <w:rPr>
                 <w:rFonts w:cs="맑은 고딕"/>
@@ -618,7 +566,6 @@
               </w:rPr>
               <w:t>조원</w:t>
             </w:r>
-            <w:proofErr w:type="spellEnd"/>
           </w:p>
         </w:tc>
         <w:tc>
@@ -722,7 +669,6 @@
               <w:spacing w:after="0" w:line="240" w:lineRule="auto"/>
               <w:jc w:val="center"/>
             </w:pPr>
-            <w:proofErr w:type="spellStart"/>
             <w:r>
               <w:rPr>
                 <w:rFonts w:cs="맑은 고딕"/>
@@ -731,7 +677,6 @@
               </w:rPr>
               <w:t>조원</w:t>
             </w:r>
-            <w:proofErr w:type="spellEnd"/>
           </w:p>
         </w:tc>
         <w:tc>
@@ -835,7 +780,6 @@
               <w:spacing w:after="0" w:line="240" w:lineRule="auto"/>
               <w:jc w:val="center"/>
             </w:pPr>
-            <w:proofErr w:type="spellStart"/>
             <w:r>
               <w:rPr>
                 <w:rFonts w:cs="맑은 고딕"/>
@@ -844,7 +788,6 @@
               </w:rPr>
               <w:t>조원</w:t>
             </w:r>
-            <w:proofErr w:type="spellEnd"/>
           </w:p>
         </w:tc>
         <w:tc>
@@ -948,7 +891,6 @@
               <w:spacing w:after="0" w:line="240" w:lineRule="auto"/>
               <w:jc w:val="center"/>
             </w:pPr>
-            <w:proofErr w:type="spellStart"/>
             <w:r>
               <w:rPr>
                 <w:rFonts w:cs="맑은 고딕"/>
@@ -957,7 +899,6 @@
               </w:rPr>
               <w:t>조원</w:t>
             </w:r>
-            <w:proofErr w:type="spellEnd"/>
           </w:p>
         </w:tc>
         <w:tc>
@@ -1043,52 +984,14 @@
               <w:spacing w:after="0" w:line="240" w:lineRule="auto"/>
               <w:jc w:val="center"/>
             </w:pPr>
-            <w:proofErr w:type="spellStart"/>
             <w:r>
               <w:rPr>
                 <w:rFonts w:cs="맑은 고딕"/>
                 <w:b/>
                 <w:sz w:val="17"/>
               </w:rPr>
-              <w:t>프로젝트</w:t>
+              <w:t>프로젝트 배경 및 목적</w:t>
             </w:r>
-            <w:proofErr w:type="spellEnd"/>
-            <w:r>
-              <w:rPr>
-                <w:rFonts w:cs="맑은 고딕"/>
-                <w:b/>
-                <w:sz w:val="17"/>
-              </w:rPr>
-              <w:t xml:space="preserve"> </w:t>
-            </w:r>
-            <w:proofErr w:type="spellStart"/>
-            <w:r>
-              <w:rPr>
-                <w:rFonts w:cs="맑은 고딕"/>
-                <w:b/>
-                <w:sz w:val="17"/>
-              </w:rPr>
-              <w:t>배경</w:t>
-            </w:r>
-            <w:proofErr w:type="spellEnd"/>
-            <w:r>
-              <w:rPr>
-                <w:rFonts w:cs="맑은 고딕"/>
-                <w:b/>
-                <w:sz w:val="17"/>
-              </w:rPr>
-              <w:t xml:space="preserve"> 및 </w:t>
-            </w:r>
-            <w:proofErr w:type="spellStart"/>
-            <w:r>
-              <w:rPr>
-                <w:rFonts w:cs="맑은 고딕"/>
-                <w:b/>
-                <w:sz w:val="17"/>
-              </w:rPr>
-              <w:t>목적</w:t>
-            </w:r>
-            <w:proofErr w:type="spellEnd"/>
           </w:p>
         </w:tc>
         <w:tc>
@@ -1709,34 +1612,14 @@
             <w:pPr>
               <w:spacing w:after="0" w:line="252" w:lineRule="auto"/>
             </w:pPr>
-            <w:proofErr w:type="spellStart"/>
             <w:r>
               <w:rPr>
                 <w:rFonts w:cs="맑은 고딕"/>
                 <w:b/>
                 <w:sz w:val="17"/>
               </w:rPr>
-              <w:t>프로젝트</w:t>
+              <w:t>프로젝트 설계</w:t>
             </w:r>
-            <w:proofErr w:type="spellEnd"/>
-            <w:r>
-              <w:rPr>
-                <w:rFonts w:cs="맑은 고딕"/>
-                <w:b/>
-                <w:sz w:val="17"/>
-              </w:rPr>
-              <w:t xml:space="preserve"> </w:t>
-            </w:r>
-            <w:proofErr w:type="spellStart"/>
-            <w:r>
-              <w:rPr>
-                <w:rFonts w:cs="맑은 고딕"/>
-                <w:b/>
-                <w:sz w:val="17"/>
-              </w:rPr>
-              <w:t>설계</w:t>
-            </w:r>
-            <w:proofErr w:type="spellEnd"/>
           </w:p>
         </w:tc>
         <w:tc>
@@ -2194,7 +2077,6 @@
       <w:r>
         <w:br w:type="page"/>
       </w:r>
-      <w:proofErr w:type="spellStart"/>
       <w:r>
         <w:rPr>
           <w:rFonts w:cs="맑은 고딕"/>
@@ -2205,7 +2087,6 @@
         <w:lastRenderedPageBreak/>
         <w:t>목차</w:t>
       </w:r>
-      <w:proofErr w:type="spellEnd"/>
     </w:p>
     <w:p>
       <w:pPr>
@@ -2542,20 +2423,12 @@
           <w:lang w:eastAsia="ko-KR"/>
         </w:rPr>
       </w:pPr>
-      <w:proofErr w:type="spellStart"/>
       <w:r>
         <w:rPr>
           <w:rFonts w:cs="맑은 고딕"/>
           <w:lang w:eastAsia="ko-KR"/>
         </w:rPr>
         <w:t>Knowva는 짧은 이론 학습, 일반 문제풀이, 오답 복습, ChatGPT API 기반 AI 코딩테스트/분석, 커뮤니티 기록을 하나의 서비스 흐름으로 연결하는 웹 기반 프로그래밍 학습 플랫폼이다. 학습자가 매일 작은 단위로 성취감을 얻고, 테스트케이스 실행 결과와 AI 해설/분석을 통해 다음 학습 방향을 확인하도록 하는 것을 목적으로 한다.</w:t>
-      </w:r>
-      <w:proofErr w:type="spellEnd"/>
-      <w:r>
-        <w:rPr>
-          <w:rFonts w:cs="맑은 고딕"/>
-          <w:lang w:eastAsia="ko-KR"/>
-        </w:rPr>
       </w:r>
     </w:p>
     <w:p>
@@ -2586,23 +2459,7 @@
           <w:rFonts w:cs="맑은 고딕"/>
           <w:lang w:eastAsia="ko-KR"/>
         </w:rPr>
-        <w:t xml:space="preserve">코딩 역량은 학업과 취업 준비에서 </w:t>
-      </w:r>
-      <w:proofErr w:type="spellStart"/>
-      <w:r>
-        <w:rPr>
-          <w:rFonts w:cs="맑은 고딕"/>
-          <w:lang w:eastAsia="ko-KR"/>
-        </w:rPr>
-        <w:t>중요해졌지만</w:t>
-      </w:r>
-      <w:proofErr w:type="spellEnd"/>
-      <w:r>
-        <w:rPr>
-          <w:rFonts w:cs="맑은 고딕"/>
-          <w:lang w:eastAsia="ko-KR"/>
-        </w:rPr>
-        <w:t>, 입문자는 학습 자료가 많을수록 오히려 무엇부터 반복해야 하는지 혼란을 겪는다. 단순 강의 시청 중심의 학습은 피드백이 늦고, 문제풀이 사이트는 초보자가 장기적으로 몰입하기에 진입 장벽이 높다.</w:t>
+        <w:t>코딩 역량은 학업과 취업 준비에서 중요해졌지만, 입문자는 학습 자료가 많을수록 오히려 무엇부터 반복해야 하는지 혼란을 겪는다. 단순 강의 시청 중심의 학습은 피드백이 늦고, 문제풀이 사이트는 초보자가 장기적으로 몰입하기에 진입 장벽이 높다.</w:t>
       </w:r>
     </w:p>
     <w:p>
@@ -2618,42 +2475,6 @@
           <w:lang w:eastAsia="ko-KR"/>
         </w:rPr>
         <w:t>따라서 사용자는 짧은 단위로 학습을 진행하고, 서비스는 단계별 평가를 제공하며, 공부 일지와 커뮤니티를 통해 기록과 공유를 함께 지원하는 서비스를 기획했다. AI는 모든 학습에 무리하게 적용하지 않고 ChatGPT API 기반 문제 생성, 테스트케이스 생성 보조, 해설 생성, 코드 리뷰, 학습 분석에 집중 적용하며, 정답/오답 판정은 테스트케이스 실행으로 처리한다.</w:t>
-      </w:r>
-      <w:r>
-        <w:rPr>
-          <w:rFonts w:cs="맑은 고딕" w:hint="eastAsia"/>
-          <w:lang w:eastAsia="ko-KR"/>
-        </w:rPr>
-      </w:r>
-      <w:r>
-        <w:rPr>
-          <w:rFonts w:cs="맑은 고딕"/>
-          <w:lang w:eastAsia="ko-KR"/>
-        </w:rPr>
-      </w:r>
-      <w:r>
-        <w:rPr>
-          <w:rFonts w:cs="맑은 고딕" w:hint="eastAsia"/>
-          <w:lang w:eastAsia="ko-KR"/>
-        </w:rPr>
-      </w:r>
-      <w:r>
-        <w:rPr>
-          <w:rFonts w:cs="맑은 고딕"/>
-          <w:lang w:eastAsia="ko-KR"/>
-        </w:rPr>
-      </w:r>
-      <w:r>
-        <w:rPr>
-          <w:rFonts w:cs="맑은 고딕" w:hint="eastAsia"/>
-          <w:lang w:eastAsia="ko-KR"/>
-        </w:rPr>
-      </w:r>
-      <w:r>
-        <w:rPr>
-          <w:rFonts w:cs="맑은 고딕"/>
-          <w:lang w:eastAsia="ko-KR"/>
-        </w:rPr>
       </w:r>
     </w:p>
     <w:p>
@@ -2677,42 +2498,12 @@
         <w:pStyle w:val="2"/>
         <w:spacing w:before="160" w:after="80"/>
       </w:pPr>
-      <w:proofErr w:type="spellStart"/>
       <w:r>
         <w:rPr>
           <w:rFonts w:ascii="맑은 고딕" w:eastAsia="맑은 고딕" w:hAnsi="맑은 고딕" w:cs="맑은 고딕"/>
         </w:rPr>
-        <w:t>프로젝트</w:t>
+        <w:t>프로젝트 개발 환경</w:t>
       </w:r>
-      <w:proofErr w:type="spellEnd"/>
-      <w:r>
-        <w:rPr>
-          <w:rFonts w:ascii="맑은 고딕" w:eastAsia="맑은 고딕" w:hAnsi="맑은 고딕" w:cs="맑은 고딕"/>
-        </w:rPr>
-        <w:t xml:space="preserve"> </w:t>
-      </w:r>
-      <w:proofErr w:type="spellStart"/>
-      <w:r>
-        <w:rPr>
-          <w:rFonts w:ascii="맑은 고딕" w:eastAsia="맑은 고딕" w:hAnsi="맑은 고딕" w:cs="맑은 고딕"/>
-        </w:rPr>
-        <w:t>개발</w:t>
-      </w:r>
-      <w:proofErr w:type="spellEnd"/>
-      <w:r>
-        <w:rPr>
-          <w:rFonts w:ascii="맑은 고딕" w:eastAsia="맑은 고딕" w:hAnsi="맑은 고딕" w:cs="맑은 고딕"/>
-        </w:rPr>
-        <w:t xml:space="preserve"> </w:t>
-      </w:r>
-      <w:proofErr w:type="spellStart"/>
-      <w:r>
-        <w:rPr>
-          <w:rFonts w:ascii="맑은 고딕" w:eastAsia="맑은 고딕" w:hAnsi="맑은 고딕" w:cs="맑은 고딕"/>
-        </w:rPr>
-        <w:t>환경</w:t>
-      </w:r>
-      <w:proofErr w:type="spellEnd"/>
     </w:p>
     <w:p>
       <w:pPr>
@@ -2823,61 +2614,7 @@
           <w:sz w:val="20"/>
           <w:lang w:eastAsia="ko-KR"/>
         </w:rPr>
-        <w:t xml:space="preserve">참고 서비스의 학습 흐름, 문제풀이 방식, 커뮤니티 구조를 분석해 </w:t>
-      </w:r>
-      <w:proofErr w:type="spellStart"/>
-      <w:r>
-        <w:rPr>
-          <w:rFonts w:cs="맑은 고딕"/>
-          <w:sz w:val="20"/>
-          <w:lang w:eastAsia="ko-KR"/>
-        </w:rPr>
-        <w:t>Knowva</w:t>
-      </w:r>
-      <w:proofErr w:type="spellEnd"/>
-      <w:r>
-        <w:rPr>
-          <w:rFonts w:cs="맑은 고딕"/>
-          <w:sz w:val="20"/>
-          <w:lang w:eastAsia="ko-KR"/>
-        </w:rPr>
-        <w:t>의 핵심 사용자 흐름을 정의한다.</w:t>
-      </w:r>
-    </w:p>
-    <w:p>
-      <w:pPr>
-        <w:numPr>
-          <w:ilvl w:val="0"/>
-          <w:numId w:val="1"/>
-        </w:numPr>
-        <w:spacing w:after="60" w:line="269" w:lineRule="auto"/>
-        <w:rPr>
-          <w:lang w:eastAsia="ko-KR"/>
-        </w:rPr>
-      </w:pPr>
-      <w:r>
-        <w:rPr>
-          <w:rFonts w:cs="맑은 고딕"/>
-          <w:sz w:val="20"/>
-          <w:lang w:eastAsia="ko-KR"/>
-        </w:rPr>
-        <w:t>요구사항 명세서와 SRS를 기준으로 MVP와 확장 기능을 구분하고, 결제·ChatGPT API·테스트케이스 실행 채점·콘텐츠 추천의 역할 경계를 명확히 한다.</w:t>
-      </w:r>
-      <w:proofErr w:type="spellStart"/>
-      <w:r>
-        <w:rPr>
-          <w:rFonts w:cs="맑은 고딕"/>
-          <w:sz w:val="20"/>
-          <w:lang w:eastAsia="ko-KR"/>
-        </w:rPr>
-      </w:r>
-      <w:proofErr w:type="spellEnd"/>
-      <w:r>
-        <w:rPr>
-          <w:rFonts w:cs="맑은 고딕"/>
-          <w:sz w:val="20"/>
-          <w:lang w:eastAsia="ko-KR"/>
-        </w:rPr>
+        <w:t>참고 서비스의 학습 흐름, 문제풀이 방식, 커뮤니티 구조를 분석해 Knowva의 핵심 사용자 흐름을 정의한다.</w:t>
       </w:r>
     </w:p>
     <w:p>
@@ -2898,6 +2635,26 @@
           <w:lang w:eastAsia="ko-KR"/>
         </w:rPr>
         <w:lastRenderedPageBreak/>
+        <w:t>요구사항 명세서와 SRS를 기준으로 MVP와 확장 기능을 구분하고, 결제·ChatGPT API·테스트케이스 실행 채점·콘텐츠 추천의 역할 경계를 명확히 한다.</w:t>
+      </w:r>
+    </w:p>
+    <w:p>
+      <w:pPr>
+        <w:numPr>
+          <w:ilvl w:val="0"/>
+          <w:numId w:val="1"/>
+        </w:numPr>
+        <w:spacing w:after="60" w:line="269" w:lineRule="auto"/>
+        <w:rPr>
+          <w:lang w:eastAsia="ko-KR"/>
+        </w:rPr>
+      </w:pPr>
+      <w:r>
+        <w:rPr>
+          <w:rFonts w:cs="맑은 고딕"/>
+          <w:sz w:val="20"/>
+          <w:lang w:eastAsia="ko-KR"/>
+        </w:rPr>
         <w:t>화면별 상세 UI와 세부 페이지 설계는 별도 화면 정의서에</w:t>
       </w:r>
       <w:r>
@@ -2914,7 +2671,6 @@
         <w:pStyle w:val="1"/>
         <w:spacing w:before="280" w:after="120"/>
         <w:rPr>
-          <w:rFonts w:hint="eastAsia"/>
           <w:lang w:eastAsia="ko-KR"/>
         </w:rPr>
       </w:pPr>
@@ -3023,25 +2779,7 @@
           <w:sz w:val="20"/>
           <w:lang w:eastAsia="ko-KR"/>
         </w:rPr>
-        <w:t>커뮤니티: 공부 일지, 자유/질문 게시판, 첨부 파일, 댓글/</w:t>
-      </w:r>
-      <w:proofErr w:type="spellStart"/>
-      <w:r>
-        <w:rPr>
-          <w:rFonts w:cs="맑은 고딕"/>
-          <w:sz w:val="20"/>
-          <w:lang w:eastAsia="ko-KR"/>
-        </w:rPr>
-        <w:t>대댓글</w:t>
-      </w:r>
-      <w:proofErr w:type="spellEnd"/>
-      <w:r>
-        <w:rPr>
-          <w:rFonts w:cs="맑은 고딕"/>
-          <w:sz w:val="20"/>
-          <w:lang w:eastAsia="ko-KR"/>
-        </w:rPr>
-        <w:t>, 좋아요, 스크랩, 신고, 검색/필터</w:t>
+        <w:t>커뮤니티: 공부 일지, 자유/질문 게시판, 첨부 파일, 댓글/대댓글, 좋아요, 스크랩, 신고, 검색/필터</w:t>
       </w:r>
     </w:p>
     <w:p>
@@ -3109,28 +2847,12 @@
         <w:pStyle w:val="1"/>
         <w:spacing w:before="280" w:after="120"/>
       </w:pPr>
-      <w:proofErr w:type="spellStart"/>
       <w:r>
         <w:rPr>
           <w:rFonts w:ascii="맑은 고딕" w:eastAsia="맑은 고딕" w:hAnsi="맑은 고딕" w:cs="맑은 고딕"/>
         </w:rPr>
-        <w:t>참고</w:t>
+        <w:t>참고 사이트</w:t>
       </w:r>
-      <w:proofErr w:type="spellEnd"/>
-      <w:r>
-        <w:rPr>
-          <w:rFonts w:ascii="맑은 고딕" w:eastAsia="맑은 고딕" w:hAnsi="맑은 고딕" w:cs="맑은 고딕"/>
-        </w:rPr>
-        <w:t xml:space="preserve"> </w:t>
-      </w:r>
-      <w:proofErr w:type="spellStart"/>
-      <w:r>
-        <w:rPr>
-          <w:rFonts w:ascii="맑은 고딕" w:eastAsia="맑은 고딕" w:hAnsi="맑은 고딕" w:cs="맑은 고딕"/>
-        </w:rPr>
-        <w:t>사이트</w:t>
-      </w:r>
-      <w:proofErr w:type="spellEnd"/>
     </w:p>
     <w:tbl>
       <w:tblPr>
@@ -3341,23 +3063,13 @@
                 <w:lang w:eastAsia="ko-KR"/>
               </w:rPr>
             </w:pPr>
-            <w:proofErr w:type="spellStart"/>
             <w:r>
               <w:rPr>
                 <w:rFonts w:cs="맑은 고딕"/>
                 <w:sz w:val="18"/>
                 <w:lang w:eastAsia="ko-KR"/>
               </w:rPr>
-              <w:t>프로그래머스</w:t>
-            </w:r>
-            <w:proofErr w:type="spellEnd"/>
-            <w:r>
-              <w:rPr>
-                <w:rFonts w:cs="맑은 고딕"/>
-                <w:sz w:val="18"/>
-                <w:lang w:eastAsia="ko-KR"/>
-              </w:rPr>
-              <w:t xml:space="preserve"> 코딩테스트 연습</w:t>
+              <w:t>프로그래머스 코딩테스트 연습</w:t>
             </w:r>
           </w:p>
         </w:tc>
@@ -3433,7 +3145,6 @@
             <w:pPr>
               <w:spacing w:after="0" w:line="252" w:lineRule="auto"/>
             </w:pPr>
-            <w:proofErr w:type="spellStart"/>
             <w:r>
               <w:rPr>
                 <w:rFonts w:cs="맑은 고딕"/>
@@ -3441,7 +3152,6 @@
               </w:rPr>
               <w:t>티스토리</w:t>
             </w:r>
-            <w:proofErr w:type="spellEnd"/>
           </w:p>
         </w:tc>
         <w:tc>
@@ -3597,7 +3307,7 @@
 </file>
 
 <file path=word/numbering.xml><?xml version="1.0" encoding="utf-8"?>
-<w:numbering xmlns:wpc="http://schemas.microsoft.com/office/word/2010/wordprocessingCanvas" xmlns:cx="http://schemas.microsoft.com/office/drawing/2014/chartex" xmlns:cx1="http://schemas.microsoft.com/office/drawing/2015/9/8/chartex" xmlns:cx2="http://schemas.microsoft.com/office/drawing/2015/10/21/chartex" xmlns:cx3="http://schemas.microsoft.com/office/drawing/2016/5/9/chartex" xmlns:cx4="http://schemas.microsoft.com/office/drawing/2016/5/10/chartex" xmlns:cx5="http://schemas.microsoft.com/office/drawing/2016/5/11/chartex" xmlns:cx6="http://schemas.microsoft.com/office/drawing/2016/5/12/chartex" xmlns:cx7="http://schemas.microsoft.com/office/drawing/2016/5/13/chartex" xmlns:cx8="http://schemas.microsoft.com/office/drawing/2016/5/14/chartex" xmlns:mc="http://schemas.openxmlformats.org/markup-compatibility/2006" xmlns:m="http://schemas.openxmlformats.org/officeDocument/2006/math" xmlns:aink="http://schemas.microsoft.com/office/drawing/2016/ink" xmlns:am3d="http://schemas.microsoft.com/office/drawing/2017/model3d" xmlns:oel="http://schemas.microsoft.com/office/2019/extlst" xmlns:r="http://schemas.openxmlformats.org/officeDocument/2006/relationships" xmlns:wp14="http://schemas.microsoft.com/office/word/2010/wordprocessingDrawing" xmlns:wp="http://schemas.openxmlformats.org/drawingml/2006/wordprocessingDrawing" xmlns:wpg="http://schemas.microsoft.com/office/word/2010/wordprocessingGroup" xmlns:wpi="http://schemas.microsoft.com/office/word/2010/wordprocessingInk" xmlns:wps="http://schemas.microsoft.com/office/word/2010/wordprocessingShape" xmlns:o="urn:schemas-microsoft-com:office:office" xmlns:v="urn:schemas-microsoft-com:vml" xmlns:w10="urn:schemas-microsoft-com:office:word" xmlns:w="http://schemas.openxmlformats.org/wordprocessingml/2006/main" xmlns:w14="http://schemas.microsoft.com/office/word/2010/wordml" xmlns:w15="http://schemas.microsoft.com/office/word/2012/wordml" xmlns:w16cex="http://schemas.microsoft.com/office/word/2018/wordml/cex" xmlns:w16cid="http://schemas.microsoft.com/office/word/2016/wordml/cid" xmlns:w16="http://schemas.microsoft.com/office/word/2018/wordml" xmlns:w16sdtdh="http://schemas.microsoft.com/office/word/2020/wordml/sdtdatahash" xmlns:w16sdtfl="http://schemas.microsoft.com/office/word/2024/wordml/sdtformatlock" xmlns:w16se="http://schemas.microsoft.com/office/word/2015/wordml/symex" xmlns:w16du="http://schemas.microsoft.com/office/word/2023/wordml/word16du" xmlns:wne="http://schemas.microsoft.com/office/word/2006/wordml" mc:Ignorable="w14 w15 w16se w16cid w16 w16cex w16sdtdh w16sdtfl w16du wp14">
+<w:numbering xmlns:wpc="http://schemas.microsoft.com/office/word/2010/wordprocessingCanvas" xmlns:cx="http://schemas.microsoft.com/office/drawing/2014/chartex" xmlns:cx1="http://schemas.microsoft.com/office/drawing/2015/9/8/chartex" xmlns:cx2="http://schemas.microsoft.com/office/drawing/2015/10/21/chartex" xmlns:cx3="http://schemas.microsoft.com/office/drawing/2016/5/9/chartex" xmlns:cx4="http://schemas.microsoft.com/office/drawing/2016/5/10/chartex" xmlns:cx5="http://schemas.microsoft.com/office/drawing/2016/5/11/chartex" xmlns:cx6="http://schemas.microsoft.com/office/drawing/2016/5/12/chartex" xmlns:cx7="http://schemas.microsoft.com/office/drawing/2016/5/13/chartex" xmlns:cx8="http://schemas.microsoft.com/office/drawing/2016/5/14/chartex" xmlns:mc="http://schemas.openxmlformats.org/markup-compatibility/2006" xmlns:aink="http://schemas.microsoft.com/office/drawing/2016/ink" xmlns:am3d="http://schemas.microsoft.com/office/drawing/2017/model3d" xmlns:o="urn:schemas-microsoft-com:office:office" xmlns:oel="http://schemas.microsoft.com/office/2019/extlst" xmlns:r="http://schemas.openxmlformats.org/officeDocument/2006/relationships" xmlns:m="http://schemas.openxmlformats.org/officeDocument/2006/math" xmlns:v="urn:schemas-microsoft-com:vml" xmlns:wp14="http://schemas.microsoft.com/office/word/2010/wordprocessingDrawing" xmlns:wp="http://schemas.openxmlformats.org/drawingml/2006/wordprocessingDrawing" xmlns:w10="urn:schemas-microsoft-com:office:word" xmlns:w="http://schemas.openxmlformats.org/wordprocessingml/2006/main" xmlns:w14="http://schemas.microsoft.com/office/word/2010/wordml" xmlns:w15="http://schemas.microsoft.com/office/word/2012/wordml" xmlns:w16cex="http://schemas.microsoft.com/office/word/2018/wordml/cex" xmlns:w16cid="http://schemas.microsoft.com/office/word/2016/wordml/cid" xmlns:w16="http://schemas.microsoft.com/office/word/2018/wordml" xmlns:w16du="http://schemas.microsoft.com/office/word/2023/wordml/word16du" xmlns:w16sdtdh="http://schemas.microsoft.com/office/word/2020/wordml/sdtdatahash" xmlns:w16sdtfl="http://schemas.microsoft.com/office/word/2024/wordml/sdtformatlock" xmlns:w16se="http://schemas.microsoft.com/office/word/2015/wordml/symex" xmlns:wpg="http://schemas.microsoft.com/office/word/2010/wordprocessingGroup" xmlns:wpi="http://schemas.microsoft.com/office/word/2010/wordprocessingInk" xmlns:wne="http://schemas.microsoft.com/office/word/2006/wordml" xmlns:wps="http://schemas.microsoft.com/office/word/2010/wordprocessingShape" mc:Ignorable="w14 w15 w16se w16cid w16 w16cex w16sdtdh w16sdtfl w16du wp14">
   <w:abstractNum w:abstractNumId="0" w15:restartNumberingAfterBreak="0">
     <w:nsid w:val="FFFFFF7C"/>
     <w:multiLevelType w:val="singleLevel"/>
@@ -3788,7 +3498,7 @@
 </file>
 
 <file path=word/styles.xml><?xml version="1.0" encoding="utf-8"?>
-<w:styles xmlns:mc="http://schemas.openxmlformats.org/markup-compatibility/2006" xmlns:r="http://schemas.openxmlformats.org/officeDocument/2006/relationships" xmlns:w="http://schemas.openxmlformats.org/wordprocessingml/2006/main" xmlns:w14="http://schemas.microsoft.com/office/word/2010/wordml" xmlns:w15="http://schemas.microsoft.com/office/word/2012/wordml" xmlns:w16cex="http://schemas.microsoft.com/office/word/2018/wordml/cex" xmlns:w16cid="http://schemas.microsoft.com/office/word/2016/wordml/cid" xmlns:w16="http://schemas.microsoft.com/office/word/2018/wordml" xmlns:w16sdtdh="http://schemas.microsoft.com/office/word/2020/wordml/sdtdatahash" xmlns:w16sdtfl="http://schemas.microsoft.com/office/word/2024/wordml/sdtformatlock" xmlns:w16se="http://schemas.microsoft.com/office/word/2015/wordml/symex" xmlns:w16du="http://schemas.microsoft.com/office/word/2023/wordml/word16du" mc:Ignorable="w14 w15 w16se w16cid w16 w16cex w16sdtdh w16sdtfl w16du">
+<w:styles xmlns:mc="http://schemas.openxmlformats.org/markup-compatibility/2006" xmlns:r="http://schemas.openxmlformats.org/officeDocument/2006/relationships" xmlns:w="http://schemas.openxmlformats.org/wordprocessingml/2006/main" xmlns:w14="http://schemas.microsoft.com/office/word/2010/wordml" xmlns:w15="http://schemas.microsoft.com/office/word/2012/wordml" xmlns:w16cex="http://schemas.microsoft.com/office/word/2018/wordml/cex" xmlns:w16cid="http://schemas.microsoft.com/office/word/2016/wordml/cid" xmlns:w16="http://schemas.microsoft.com/office/word/2018/wordml" xmlns:w16du="http://schemas.microsoft.com/office/word/2023/wordml/word16du" xmlns:w16sdtdh="http://schemas.microsoft.com/office/word/2020/wordml/sdtdatahash" xmlns:w16sdtfl="http://schemas.microsoft.com/office/word/2024/wordml/sdtformatlock" xmlns:w16se="http://schemas.microsoft.com/office/word/2015/wordml/symex" mc:Ignorable="w14 w15 w16se w16cid w16 w16cex w16sdtdh w16sdtfl w16du">
   <w:docDefaults>
     <w:rPrDefault>
       <w:rPr>
